--- a/example_articles/countries/Israel/3.countries_Israel_New_York_Times.docx
+++ b/example_articles/countries/Israel/3.countries_Israel_New_York_Times.docx
@@ -27,17 +27,17 @@
     </w:p>
     <w:p>
       <w:r>
-        <w:t>Source File: NYT/54.DOCX</w:t>
+        <w:t>Source file: NYT/54.DOCX</w:t>
       </w:r>
     </w:p>
     <w:p>
       <w:r>
-        <w:t>Raw locations result: ['Israel']</w:t>
+        <w:t>Raw locations result, 'locations': ['Israel']</w:t>
       </w:r>
     </w:p>
     <w:p>
       <w:r>
-        <w:t>countries_stand_flat (Standardized): Israel</w:t>
+        <w:t>Standardized locations result, 'countries_stand_flat': Israel</w:t>
       </w:r>
     </w:p>
     <w:p>

--- a/example_articles/countries/Israel/3.countries_Israel_New_York_Times.docx
+++ b/example_articles/countries/Israel/3.countries_Israel_New_York_Times.docx
@@ -7,7 +7,7 @@
         <w:pStyle w:val="Heading1"/>
       </w:pPr>
       <w:r>
-        <w:t>Mexicans Come to Work, but Find Dead Ends</w:t>
+        <w:t>Amir Ohana Is Gay and Right-Wing. How Far Can He Go in Israel?</w:t>
       </w:r>
     </w:p>
     <w:p>
@@ -17,17 +17,17 @@
     </w:p>
     <w:p>
       <w:r>
-        <w:t>Date: 1992-01-19</w:t>
+        <w:t>Date: 2019-06-06</w:t>
       </w:r>
     </w:p>
     <w:p>
       <w:r>
-        <w:t>Section: Section 1;; Section 1; Part 1; Page 1; Column 2; National Desk; Part 1;; Column 2;; Series</w:t>
+        <w:t>Section: OPINION</w:t>
       </w:r>
     </w:p>
     <w:p>
       <w:r>
-        <w:t>Source file: NYT/54.DOCX</w:t>
+        <w:t>Source file: NYT/26.DOCX</w:t>
       </w:r>
     </w:p>
     <w:p>
@@ -49,149 +49,63 @@
     </w:p>
     <w:p>
       <w:r>
-        <w:t>Bordered by factories and docks, the Magnolia Park neighborhood has long been a beacon for generations of Mexican immigrants seeking sturdy homes and steady wages. Over time, most found jobs, assimilated and moved on to a better life.</w:t>
+        <w:t>JERUSALEM — For Amir Ohana, the shift that led to Israel's current political moment — and indirectly, to his own unlikely rise — can be pinpointed to one incident in the fall of 2000. Mr. Ohana, who was just appointed this country's first openly gay cabinet minister, was then a 24-year-old from a desert backwater making his way in Tel Aviv. The Israeli right, his political camp, was out of power, the public still hoping for peace with the Arab world.</w:t>
         <w:br/>
-        <w:t>But that is much less the case nowadays. The neighborhood is as much a place to stay poor as it is to start poor. Upward mobility among the 14 million people of Mexican descent in the United States -- the nation's fastest-growing major ethnic group -- is faltering, and on Magnolia Park's shady streets the signs of trouble are everywhere: high-school dropouts, teen-age mothers, families doubled and tripled up in bungalows, and day-laborers who gather at street corners hoping to sell their services.</w:t>
+        <w:t>On Oct. 12, two Israelis in their 30s reporting for their annual stint of reserve duty took a wrong turn in the occupied West Bank and ended up detained in a Palestinian police station in Ramallah. As a crowd cheered outside, Palestinian civilians beat them both to death and dumped one of the bodies out the window.</w:t>
         <w:br/>
-        <w:t>Raul Jimenez, a 62-year-old machinist, remembers better days in Magnolia, as the neighborhood is commonly known. "I arrived on Saturday, rested on Sunday and found a machinist's job on Monday," he said. "That was 1956, and Magnolia was a place where people could work hard for good money."</w:t>
+        <w:t>Mr. Ohana remembers seeing the footage on TV, particularly one image that became infamous: a jubilant killer raising two bloody hands out a window. That evening, he told me, he felt the national mood shift. "Many Israelis who saw themselves on the left moved to the right at that moment, and stayed there," he said.</w:t>
         <w:br/>
-        <w:t xml:space="preserve"> </w:t>
+        <w:t>For Israelis the killings came to symbolize the end of many things: of the optimistic 1990s, of the Oslo peace process and of the old Israeli left. The right, its dark predictions vindicated, began its return to dominance.</w:t>
         <w:br/>
-        <w:t>A Bleaker Job Market</w:t>
+        <w:t>In Israel's recent election, in April, Labor barely squeaked into parliament with a humiliating six seats out of 120. The election went, again, to the right-wing Likud — with significant help from Mr. Ohana, now 43 and one of his party's most hard-line, eloquent and anomalous spokesmen. Prime Minister Benjamin Netanyahu's failure to form a new coalition since then has triggered the country's descent into a second national election. But Mr. Ohana's role in the last campaign, and in the new one, was recognized Wednesday when, after just one term in parliament, he catapulted through the party ranks to make history by becoming justice minister in Israel's interim government.</w:t>
         <w:br/>
-        <w:t xml:space="preserve"> The neighborhood's troubles started with the oil bust of the early 1980's and continued as the nation's labor market underwent vast changes, shifting more and more from a blue-collar, manufacturing base to high-technology and service industries. With the loss of those jobs went the traditional steppingstones that Mexican immigrants had long used to get ahead. Now, the immigrant networks that once helped new arrivals like Mr. Jimenez find factory work mostly lead nowhere.</w:t>
+        <w:t>The new Knesset has five openly gay members, a record. But four are on the center-left, where L.G.B.T. rights have long been popular. Mr. Ohana, the first openly gay lawmaker on the right, is in uncharted territory. His unique trajectory is worth watching because it will test the extent of tolerance by the rightist politicians who hold power, and by the electorate.</w:t>
         <w:br/>
-        <w:t>Immigrants still receive lots of help from relatives and friends in finding work, but they usually end up in dead-end, low-paying service jobs -- cleaning offices, mowing lawns, baby-sitting or sewing. Because wages in Mexico are even worse, rapid growth in this sector of the economy keeps drawing people across the Rio Grande, both legally and illegally. And the ready availability of such jobs is enticing teen-agers to drop out of school, often to help support their families.</w:t>
+        <w:t>Israelis sometimes speak about two Israels: one Western-oriented and left-leaning, with roots in Eastern Europe, and the other working-class, traditional and rooted in the lost Jewish communities of the Islamic world. Although Mr. Ohana grew up in the middle class, in that simplified division his North African last name and family background place him in the second Israel.</w:t>
         <w:br/>
-        <w:t>Hugo del Moral came to Magnolia five years ago. He had several years more education than Mr. Jimenez and substantially more work experience as a machinist. But working mostly at odd jobs, the closest he has come to a factory floor is the one he has swept as a janitor.</w:t>
+        <w:t>Mr. Ohana's parents were raised in Morocco. Along with many other Arabic-speaking Jews who came to Israel, they landed in rough immigration camps in the southern desert, then fashioned new lives for themselves against steep odds. The Ohanas' social world was conservative, and their dusty city was far from the sexually liberal bubble of Tel Aviv; there weren't many openly gay people around Beersheba in 1991. Having a gay son wasn't something they'd planned. But when he was 15, Mr. Ohana told his parents the truth. "That was me and there was nothing I could do about it," he told me recently. "I couldn't change and I didn't want to." They took it, he remembered, "very badly."</w:t>
         <w:br/>
-        <w:t>"It's been hard to keep our dignity sometimes, but we still have our hopes," said his wife, Maria.</w:t>
+        <w:t>When Mr. Ohana was 18 he joined the army, serving as an officer in the military police. He was discharged in 2000, as peace negotiations collapsed and the Second Intifada began. He then joined a Shin Bet intelligence outfit tasked with stopping the Palestinian suicide bombings and other attacks wreaking havoc on Israeli streets. Polls show that Israelis of Mr. Ohana's generation and younger are drawn increasingly to the right. (He says he was always there.) He spent six years in the security service, studying law at night.</w:t>
         <w:br/>
-        <w:t xml:space="preserve"> </w:t>
+        <w:t>At a Tel Aviv bar called Evita he met a man named Alon, a stockbroker. They've been together for 14 years — without getting married, because the state doesn't recognize gay marriages performed in Israel, and there's no civil marriage at all. They have two children, David and Elah, born in 2015 to a surrogate mother in Klamath Falls, Ore., because surrogacy is not legal for gay men here.</w:t>
         <w:br/>
-        <w:t>Economy Down, Population Up</w:t>
+        <w:t>In the fall of 2011, Mr. Ohana convened 20 friends in his living room. He'd met some of them on Facebook — that was the year that social media helped drive Arab revolutions, social-justice protests in Israel and Occupy Wall Street in the United States. The mood was one of empowerment. (The same wave in Israel would propel two young leaders from the leftist protests into the Labor benches, where they now serve as Mr. Ohana's opponents.)</w:t>
         <w:br/>
-        <w:t xml:space="preserve"> The story is much the same in other big cities where people of Mexican descent are concentrated, in neighborhoods like East Los Angeles and the Pilsen area of Chicago. While the upheaval in the labor market hurt urban working-class neighborhoods of all ethnic or racial groups in the 1980's, because it occurred just as the Mexican-American population was exploding, the neighborhoods where they live suffered particularly.</w:t>
+        <w:t>All those present at the meeting were openly gay and right-wing. Until then, L.G.B.T. issues had been a sole concern of the left, and Mr. Ohana and his comrades, later known as the Likud Pride group, saw no reason for this to continue. The Israeli right isn't the American right; here right-wing mainly means a tough stance on the conflict with the Arab world, and the rest is flexible. Or, as Mr. Ohana has said before entering the Knesset in 2015, "Being attracted to men doesn't mean you have to believe in creating a Palestinian state."</w:t>
         <w:br/>
-        <w:t>During the 1980's the number of people of Mexican origin in this country grew at five times the rate of the national average. Nationwide, this group accounts for about two-thirds of the entire Hispanic population.</w:t>
+        <w:t>The Likud-led coalition included ultra-Orthodox lawmakers who oppose L.G.B.T. rights, and they absented themselves when their new colleague took the podium. Mr. Ohana introduced himself as the son of "Esther and Meir who came from Morocco to build a state," and the "other half" of Alon, who was in the audience with their two infants. "I'm Jewish, Israeli, Mizrahi, gay, a Likudnik, a security hawk, a liberal and a believer in the free market," Mr. Ohana told parliament. ("Mizrahi," or "eastern," refers to Israelis with roots in the Islamic world, about half of the Jewish population.)</w:t>
         <w:br/>
-        <w:t>The surge in growth was mainly fueled by two factors. The first was a wave of immigration from Mexico that numbered at least 4 million in the decade when estimates of illegal aliens are included -- the largest such influx by any national group in American history and about 45 percent of the total of 9 million people who immigrated to the United States in the 1980's.</w:t>
+        <w:t>Mr. Ohana quickly positioned himself on the Likud's right flank, an opponent of compromise on all issues of national security and identity.  Success as a newcomer depends on Mr. Netanyahu's grace, and Mr. Ohana has appeared frequently on TV to defend the prime minister from corruption charges with the cool skill of a criminal lawyer. Like Mr. Netanyahu, he's willing to see the justice system — for which he just became responsible — not as a moral force but as a competing interest group. He recently criticized its "Sicilian mafia tactics."</w:t>
         <w:br/>
-        <w:t>The second factor was a high birth rate. In Mexican neighborhoods like Magnolia, at least one out of every three residents is under the age of 16.</w:t>
+        <w:t>Mr. Netanyahu appointed him to head the committee in charge of passing the controversial nation-state law, which led to one of the biggest political fights in recent years. The law, passed in 2018, enshrined Israel's Jewish character in law for the first time. The center-left opposition denounced it for undermining the status of minorities, downgrading the status of Arabic and displaying dangerous signs of ethnic chauvinism. Whatever the law's effects on our society, as politics it was effective, rallying patriotic sentiment around the right while making the left seem naïve or treacherous — the classic Netanyahu maneuver.</w:t>
         <w:br/>
-        <w:t>These numbers alone insure that the nation will have to be increasingly concerned with the future of people in places like Magnolia. At issue is whether America can still assimilate poor and unskilled immigrants and make them a source of economic vitality.</w:t>
+        <w:t>When I asked Mr. Ohana how, as a member of a persecuted minority himself, he could back this law, he replied that it merely states what most Israelis believe: Israel is the nation-state of the Jewish people. Others are free to live here with full civil rights, but not the right to alter the state's character as a refuge and home for Jews. "Whoever opposes the law simply isn't a Zionist," he said.</w:t>
         <w:br/>
-        <w:t xml:space="preserve"> </w:t>
+        <w:t>"I grew up in a culture with great respect for the East — the tunes, the tastes, the culture — and it taught me to respect Arabs and not patronize them," Mr. Ohana said, reminding me that both of his parents grew up speaking Arabic. He believes that respecting the Palestinians includes dropping the pretense that their national movement will ever accept Israel's existence. He believes the Islamic world, which housed and endangered his family for many centuries, poses a threat to Jews and L.G.B.T. people, and that Israel must protect both. The West Bank is both the biblical heartland and a vital security buffer against a return to the years of suicide bombings that shaped him and his generation of Israelis in the early years of the century. Israeli control over the Palestinians there will continue permanently as the "lesser evil."</w:t>
         <w:br/>
-        <w:t>Neighborhood Declines</w:t>
+        <w:t>But how can a state that defines itself as democratic control a large population of people who aren't its citizens?</w:t>
         <w:br/>
-        <w:t>Immigrants Find Downward Mobility</w:t>
+        <w:t>In Mr. Ohana's thinking, democracy is one of several competing values to be weighed against one another. "Why did our parents come here from Morocco, from Poland, Russia, Iraq and Yemen? Did they come to establish a democracy? I don't think so — there were many democracies in the world. They came to create a state for the Jewish people because there wasn't one, and without one it was a terrible world for us."</w:t>
         <w:br/>
-        <w:t xml:space="preserve"> Most Mexican communities have so far avoided the tailspin that carried many black and Puerto Rican neighborhoods into a seemingly permanent state of economic despair. But locked in their own peculiar dynamic, the Mexican neighborhoods, too, have begun to fall.</w:t>
+        <w:t>On the left, some see Mr. Ohana as a useful mask for the right. "Ohana speaks in the name of liberal values but he actually promotes the politics of the most extreme religious right — annexing settlements, the nation-state law, breaking the power of the Supreme Court, aligning with open racists," said Rami Hod, director of the Berl Katznelson Educational Center, a venerable left-wing think tank affiliated with the Labor movement. "Not only is Ohana not liberal, he represents the death of the liberal Israeli right and shows how the entire right now conforms to the line set by extremists."</w:t>
         <w:br/>
-        <w:t>If current trends continue, at the turn of the century young people of Mexican descent will be second only to young whites as the largest source of new entrants into the labor force. But some experts are pessimistic about the prospects for these young Mexican-Americans, fearing that many will be high school dropouts and young unwed mothers at a time when the country will need highly skilled workers to compete globally.</w:t>
+        <w:t>However he's defined, the new minister's proximity to power makes him the most influential force for gay rights in parliament, even if what he can actually achieve remains to be seen.</w:t>
         <w:br/>
-        <w:t>It was a different world when Mr. Jimenez, the machinist, came to Magnolia in the 1950's. Post-war industry was booming and factory jobs required little education. "I always found work," Mr. Jimenez said, his large gnarled fingers stained black by lubricating oil. "If I changed jobs, it was because I went for something better."</w:t>
+        <w:t>His first bill after entering politics, an attempt to extend hate-crime legislation to transgender people, was blocked by ultra-Orthodox lawmakers. The same pressure led the government to exclude gay men like him from new surrogacy legislation. Mr. Ohana voted with the opposition after delivering an impassioned plea in a Knesset committee, describing his own experience of being forced to travel to Oregon to become a father. He also joined the opposition in trying, and failing, to extend existing anti-discrimination laws to sexual and gender orientation.</w:t>
         <w:br/>
-        <w:t>Although Mr. Jimenez and his wife have learned only a little English, their four children finished high school and three went to college. Such generational advances have not been unusual among Mexican immigrant families that arrived before 1982. Historically, the first-generation immigrant has begun the process of becoming an American and the second has completed it, making notable economic gains.</w:t>
+        <w:t>While religious conservatives haven't changed the way they vote as a result of Mr. Ohana, some do seem to have changed the way they speak. Lawmakers from the Shas party, for example, which is ultra-Orthodox and Mizrahi, have said in the past that gays should be treated like the avian flu and that they were            responsible for natural disasters like earthquakes. That rhetoric has become rarer, part of what Mr. Ohana sees as "an evolution, not a revolution," and for which some L.G.B.T. activists give him partial credit. It's harder to speak that way about a political ally.</w:t>
         <w:br/>
-        <w:t>But leaders in many Mexican-American communities now worry that this pattern has been broken.</w:t>
+        <w:t>Israeli society is changing for the better, Mr. Ohana said, and so is the Israeli right. A Shas lawmaker, Rabbi Yigal Guetta, came under fire in 2017 for attending his nephew's gay wedding and was ultimately forced to resign — but he went unapologetically to the wedding, a move impossible not long ago. I was with Mr. Ohana in a Knesset corridor when he was greeted by a Shas official with a long beard and a skullcap who congratulated him warmly on his political success.</w:t>
         <w:br/>
-        <w:t xml:space="preserve"> </w:t>
+        <w:t xml:space="preserve">"To the left's credit, it must be said that for years they were the only ones speaking about L.G.B.T. issues," Mr. Ohana said, "but it's an L.G.B.T. interest for these issues not to be left in the hands of a small opposition party." Given the outcome of the recent election, and whatever the results of the next one, there's little doubt he's right. </w:t>
         <w:br/>
-        <w:t>'Eyes No Longer Sparkle'</w:t>
+        <w:t>Matti Friedman (@MattiFriedman), a contributing opinion writer, is the author, most recently, of "Spies of No Country: Secret Lives at the Birth of Israel."</w:t>
         <w:br/>
-        <w:t xml:space="preserve"> "I can tell by looking in their eyes how long they've been here," said the Rev. Virgil Elizondo, rector of San Fernando Cathedral in San Antonio. "They come sparkling with hope, and the first generation finds that hope rewarded." But he added: "Their children's eyes no longer sparkle. They have learned only to want jobs and money they can't have, and thus to be frustrated."</w:t>
+        <w:t>The Times is committed to publishing a diversity of letters to the editor. We'd like to hear what you think about this or any of our articles. Here are some            tips. And here's our email:            letters@nytimes.com.</w:t>
         <w:br/>
-        <w:t>In many ways Magnolia, Houston's oldest Mexican neighborhood, is a profile in miniature of America's large and scattered population of Mexican descent.</w:t>
+        <w:t>Follow The New York Times Opinion section on Facebook,            Twitter (@NYTopinion) and            Instagram.</w:t>
         <w:br/>
-        <w:t>Starting in 1916, refugees from the Mexican Revolution settled in Magnolia, a swampy area named for its big-blossomed trees, and helped build the Houston Ship Channel that borders it. Except during the Depression, it offered a stable home for those content with their industrial jobs and served as a stepping stone for immigrants with higher aspirations.</w:t>
-        <w:br/>
-        <w:t>"Magnolia was the heart of all the colonias," said Mr. Jimenez, speaking in Spanish and using an old term for Mexican immigrant neighborhoods.</w:t>
-        <w:br/>
-        <w:t>Magnolia still acts as a springboard for some. Austin High School, which serves the neighborhood, has an enrollment that is 94 percent Hispanic, and last year 68 percent of the graduating seniors went on to college. But only 400 seniors made it to graduation out of a class that began with 1,500 freshmen.</w:t>
-        <w:br/>
-        <w:t>Across the country, dropout rates of 60 percent or more are common in schools with large numbers of Hispanic students. Many of the dropouts are teen-age parents. Every year in Magnolia out of a population of about 20,000, nearly 90 percent of whom are of Mexican descent there are about 400 new teen-age mothers.</w:t>
-        <w:br/>
-        <w:t xml:space="preserve"> </w:t>
-        <w:br/>
-        <w:t>The Signs Are Everywhere</w:t>
-        <w:br/>
-        <w:t xml:space="preserve"> Signs of economic decay and diminished opportunities are everywhere. In the middle of a residential area sits an equipment yard for a once-thriving manufacturing plant. But now it is nothing more than rusting piles of metal and chest-high weeds. Nearby, the huge doors of a warehouse are open, revealing an abandoned interior.</w:t>
-        <w:br/>
-        <w:t>Yet a certain degree of economic vitality is also visible. On the commercial streets are a new Taco Bell and several other fast-food restaurants as well as a new shopping center serving the low end of the retail market. They now coexist with dozens of old cantinas, small dark places where men drink beer with salt and have been known to draw pistols, and yerberias, crowded shops that sell herbal teas, statues of saints and sticks from ebony and mesquite trees -- accoutrements favored by spiritualist cults.</w:t>
-        <w:br/>
-        <w:t>"There has been a two-part restructuring of the work force in Magnolia," said, Nestor P. Rodriguez, a sociologist at the University of Houston. "The old, industrial jobs disappeared, which caused many people to change work or retire or move cities. And at the same time low-wage service sector jobs boomed. The net effect is that you still have a lot of economic activity, but it is at the bottom of the ladder."</w:t>
-        <w:br/>
-        <w:t>Despite the prohibition on hiring illegal aliens in the Immigration Reform and Control Act of 1986, several recent studies have shown that people continue to enter the country surreptitiously and readily find service-sector jobs by using false documents. Many of the low-wage jobs are also filled by former illegal alines who are among the 1.9 million Mexicans granted amnesty under the 1986 law.</w:t>
-        <w:br/>
-        <w:t>"They may not earn much individually, but there are enough immigrants with two or three jobs to a household that they are keeping the neighborhood alive," said Mr. Rodriguez</w:t>
-        <w:br/>
-        <w:t xml:space="preserve"> </w:t>
-        <w:br/>
-        <w:t>Economy Changes</w:t>
-        <w:br/>
-        <w:t>Different Workers In a Different World</w:t>
-        <w:br/>
-        <w:t xml:space="preserve"> Magnolia's troubles can be traced to the Texas oil bust of 1982 to 1987, when plunging oil prices set in motion an economic collapse in Houston, the center of the industry, that some economists have compared in severity to the Great Depression. The empty office buildings and abandoned, half-built housing subdivisions appeared all the more jolting because the oil bust followed boom years that had made Houston among the most properous and fastest-growing cities in the country.</w:t>
-        <w:br/>
-        <w:t>The changes in the local labor market brought on by the bust and the city's subsequent recovery are a stark version of what is happening more gradually nationwide. The number of jobs in manufacturing in Houston dropped from 163,200 in 1981 to a low of 74,000 in 1987. Since then the number of manufacturing jobs has risen to 176,400, but many are now in high-technology fields requiring skills that few immigrants have. Across the country the number of manufacturing jobs dropped by nearly 6 percent during the 1980's while the number of jobs in the service sector grew by more than 27 percent.</w:t>
-        <w:br/>
-        <w:t>Roger Waldinger, a professor of sociology at the University of California-Los Angeles, found in a study that nearly 36 percent of the native born Hispanic workforce was employed in construction or manufacturing in Houston in 1980 but that by 1987 the number had dropped to 14 percent. Meanwhile, the proportion of Hispanic residents working in the service sector climbed to about 50 percent.</w:t>
-        <w:br/>
-        <w:t>This tidal shift in employment helped bring a sudden end to a long period of upward mobility.</w:t>
-        <w:br/>
-        <w:t>Gregory DeFreitas, an economist at Hofstra University on Long Island, said income for workers of Mexican origin across the nation rose from the 1950's through the 1970's. They were concentrated in areas experiencing robust growth, especially Texas, the Southwest and California. Meanwhile, blacks and Puerto Ricans increasingly suffered from the decline of manufacturing in the Midwest and the Northeast. In the 1970's family income for people of Mexican origin rose by 7 percent, compared with about 3 percent for whites and blacks.</w:t>
-        <w:br/>
-        <w:t>But in the 1980's a national recession, the restructuring of the labor market and competition from new immigrants all took their toll. Mr. DeFreitas found that real family income for people of Mexican origin fell by more than 13 percent between 1979 and 1987. During that time, the earnings of whites remained comparably flat and those of blacks fell by almost 7 percent.</w:t>
-        <w:br/>
-        <w:t>To make matters worse, having never recovered from the last recession, neighborhoods like Magnolia are now enduring another one, and some of the economic losses look permanent.</w:t>
-        <w:br/>
-        <w:t xml:space="preserve"> </w:t>
-        <w:br/>
-        <w:t>Numbers Rise</w:t>
-        <w:br/>
-        <w:t>Old Job Networks Lead to Nowhere</w:t>
-        <w:br/>
-        <w:t xml:space="preserve"> The oil bust also dealt a potentially long-lasting setback to the network built up over decades in Houston's Mexican neighborhoods that had helped thousands of people find work.</w:t>
-        <w:br/>
-        <w:t>Such a network is typical of all immigrant communities, and access to it can determine an immigrant's success. But with manufacturing jobs scarce, the network in Magnolia is now leading mainly to dead ends.</w:t>
-        <w:br/>
-        <w:t>"We came because my sister was here and we had friends here who told us that they would help us find work in the port, in the factories, with the oil companies," said Maria del Moral. Indeed, she and her husband, Hugo, a janitor, received plenty of help, but they were led to menial jobs.</w:t>
-        <w:br/>
-        <w:t>Even when networks still connect to good jobs, they cannot serve their purpose if the job seekers are unqualified. The Flores Motors Company, for example, an auto-repair shop in Magnolia, has long been a stepping stone for a number of employees who went on to open busineses of their own. But these days the company's president, Roy Flores, is frustrated.</w:t>
-        <w:br/>
-        <w:t>"I still have good jobs that'll feed a family," he said, "but I'm going to have to open my own school soon if I want to fill them. The Mexican people coming up these days just know old-fashioned technology, and the kids coming out of school here don't know any. Men will come in here who have been working in a body shop in Mexico and they won't have any idea what we're doing."</w:t>
-        <w:br/>
-        <w:t>Although the good jobs that once propelled the upward mobility of Houston's Mexican-Americans are ever harder to find, the city continues to draw large numbers of immigrants in search of work, many of them crossing the border illegally and many now coming from Central America. Census figures show a 72 percent increase in the Hispanic population of the Houston area during the 1980's.</w:t>
-        <w:br/>
-        <w:t>Driven by political turmoil or the kind of economic crisis that saw real per capita income in Mexico drop by more than half since 1982, the new arrivals readily accept low-paying service jobs that do not offer the wages, benefits, security or chances for advancement of the old manufacturing jobs.</w:t>
-        <w:br/>
-        <w:t>Ana H., who spoke only on the condition that her full name not be used because she lives here illegally, said she had been able to get started in Magnolia because so many minimum-wage jobs were available.</w:t>
-        <w:br/>
-        <w:t>For a time she lived in a small two-bedroom apartment that was home for as many as six adults, all working cleaning offices, washing dishes and doing other menial jobs. Now Ana has a job as a maid, has married a gardener and, she said, has no regrets about her move to America. "I didn't expect it to be easy here," she said. "But it is better than what I had."</w:t>
-        <w:br/>
-        <w:t>Tomorrow: Cultural turmoil for young Mexican-Americans.</w:t>
-        <w:br/>
-        <w:br/>
-        <w:t>Graphic</w:t>
-        <w:br/>
-        <w:br/>
-        <w:t xml:space="preserve"> </w:t>
-        <w:br/>
-        <w:t>Photos: Children playing outside a low-income housing complex in Magnolia Park, a faltering Mexican-American neighborhood in Houston (F. Carter Smith for The New York Times) (pg. 1); Students on their way home from school in Magnolia Park, Houston's oldest Mexican neighborhood. Only 400 seniors in the high school graduated out of a class that began with 1,500 freshmen; "I still have good jobs that'll feed a family," said Roy Flores, the owner of an automobile-repair shop in Magnolia Park. "But I'm going to have to open my own school soon if I want to fill them." (Photographs by F. Carter Smith for The New York Times) (pg. 20)</w:t>
-        <w:br/>
-        <w:t xml:space="preserve"> </w:t>
-        <w:br/>
-        <w:t>Graph: "A Fading Dream," tracks percentage change it total employment in Houston, for manufacturing and services, from 1976-1990 (Source: University of Houston, based on Texas Employment Commission figures) (pg. 20)</w:t>
-        <w:br/>
-        <w:t xml:space="preserve"> </w:t>
-        <w:br/>
-        <w:t>Table: "Mexican Americans: A Portrait" shows how Mexican Americans are doing compared with other ethnic groups in America, for income, education, job skills and poverty level (Source: Census Bureau) (pg. 20)</w:t>
-        <w:br/>
-        <w:t xml:space="preserve"> </w:t>
-        <w:br/>
-        <w:t>Map of Houston showing Magnolia Park (pg. 20)</w:t>
+        <w:t>PHOTO: Amir Ohana at the Champions of Jewish Values International Awards Gala in 2016. (PHOTOGRAPH BY Desiree Navarro/WireImage, via Getty Images FOR THE NEW YORK TIMES)</w:t>
       </w:r>
     </w:p>
     <w:sectPr>

--- a/example_articles/countries/Israel/3.countries_Israel_New_York_Times.docx
+++ b/example_articles/countries/Israel/3.countries_Israel_New_York_Times.docx
@@ -7,7 +7,9 @@
         <w:pStyle w:val="Heading1"/>
       </w:pPr>
       <w:r>
-        <w:t>Amir Ohana Is Gay and Right-Wing. How Far Can He Go in Israel?</w:t>
+        <w:t>The World;</w:t>
+        <w:br/>
+        <w:t>A Land Of Tribes, Again</w:t>
       </w:r>
     </w:p>
     <w:p>
@@ -17,17 +19,17 @@
     </w:p>
     <w:p>
       <w:r>
-        <w:t>Date: 2019-06-06</w:t>
+        <w:t>Date: 1999-05-09</w:t>
       </w:r>
     </w:p>
     <w:p>
       <w:r>
-        <w:t>Section: OPINION</w:t>
+        <w:t>Section: Section 4;; Section 4; Page 6; Column 1; Week in Review Desk; Column 1;</w:t>
       </w:r>
     </w:p>
     <w:p>
       <w:r>
-        <w:t>Source file: NYT/26.DOCX</w:t>
+        <w:t>Source file: NYT/29.DOCX</w:t>
       </w:r>
     </w:p>
     <w:p>
@@ -49,63 +51,58 @@
     </w:p>
     <w:p>
       <w:r>
-        <w:t>JERUSALEM — For Amir Ohana, the shift that led to Israel's current political moment — and indirectly, to his own unlikely rise — can be pinpointed to one incident in the fall of 2000. Mr. Ohana, who was just appointed this country's first openly gay cabinet minister, was then a 24-year-old from a desert backwater making his way in Tel Aviv. The Israeli right, his political camp, was out of power, the public still hoping for peace with the Arab world.</w:t>
+        <w:t>IN the nightly avalanche of television ads punctuating the Israeli election campaign, a commercial by a small Russian immigrant party stands out.</w:t>
         <w:br/>
-        <w:t>On Oct. 12, two Israelis in their 30s reporting for their annual stint of reserve duty took a wrong turn in the occupied West Bank and ended up detained in a Palestinian police station in Ramallah. As a crowd cheered outside, Palestinian civilians beat them both to death and dumped one of the bodies out the window.</w:t>
+        <w:t>It is only in Russian. No Hebrew narration, no Hebrew subtitles; a message solely for the ears of immigrants from the former Soviet Union.</w:t>
         <w:br/>
-        <w:t>Mr. Ohana remembers seeing the footage on TV, particularly one image that became infamous: a jubilant killer raising two bloody hands out a window. That evening, he told me, he felt the national mood shift. "Many Israelis who saw themselves on the left moved to the right at that moment, and stayed there," he said.</w:t>
+        <w:t>The unabashedly narrow appeal was a startling example of divisions that increasingly define Israeli society. Candidates tailor their messages to specific groups, fighting for the sympathies of ethnic voting blocs by promising to promote their particular agendas.</w:t>
         <w:br/>
-        <w:t>For Israelis the killings came to symbolize the end of many things: of the optimistic 1990s, of the Oslo peace process and of the old Israeli left. The right, its dark predictions vindicated, began its return to dominance.</w:t>
+        <w:t>Ehud Barak, the Labor Party candidate for prime minister, features unemployed working-class Sephardic Jews in television ads that lambaste Prime Minister Benjamin Netanyahu's economic performance. Mr. Netanyahu accuses Labor of elitism, charging that the party "doesn't represent the people: not the Sephardic Jews, not the Russian immigrants, not the ultra-Orthodox, not the Jewish settlers."</w:t>
         <w:br/>
-        <w:t>In Israel's recent election, in April, Labor barely squeaked into parliament with a humiliating six seats out of 120. The election went, again, to the right-wing Likud — with significant help from Mr. Ohana, now 43 and one of his party's most hard-line, eloquent and anomalous spokesmen. Prime Minister Benjamin Netanyahu's failure to form a new coalition since then has triggered the country's descent into a second national election. But Mr. Ohana's role in the last campaign, and in the new one, was recognized Wednesday when, after just one term in parliament, he catapulted through the party ranks to make history by becoming justice minister in Israel's interim government.</w:t>
+        <w:t>Such depictions of Israeli society as an aggregation of groups, not individuals, reflect a hardening of social divisions in recent years. More than ever, Israelis view each other as members of ideological, religious or ethnic sub-units, rather than as one society with shared values.</w:t>
         <w:br/>
-        <w:t>The new Knesset has five openly gay members, a record. But four are on the center-left, where L.G.B.T. rights have long been popular. Mr. Ohana, the first openly gay lawmaker on the right, is in uncharted territory. His unique trajectory is worth watching because it will test the extent of tolerance by the rightist politicians who hold power, and by the electorate.</w:t>
+        <w:t>The vanishing of the notion of an Israeli melting pot, once expected to forge a new secular Zionist man and woman, has paralleled the growing ethnic assertivness of various groups in the United States, where many now focus on maintaining group identity rather than on integration into the American mainstream.</w:t>
         <w:br/>
-        <w:t>Israelis sometimes speak about two Israels: one Western-oriented and left-leaning, with roots in Eastern Europe, and the other working-class, traditional and rooted in the lost Jewish communities of the Islamic world. Although Mr. Ohana grew up in the middle class, in that simplified division his North African last name and family background place him in the second Israel.</w:t>
+        <w:t>The social gaps in Israel have geographical expression. Many religious Zionists, following the pattern of ultra-Orthodox Jews, are increasingly living in separate neighborhoods and communities. Newcomers from Russia settle in what have become immigrant quarters of some Israeli cities, shopping in their own stores and reading their own Russian-language press; many Sephardic Jews remain in depressed "development towns" and in low-income housing projects.</w:t>
         <w:br/>
-        <w:t>Mr. Ohana's parents were raised in Morocco. Along with many other Arabic-speaking Jews who came to Israel, they landed in rough immigration camps in the southern desert, then fashioned new lives for themselves against steep odds. The Ohanas' social world was conservative, and their dusty city was far from the sexually liberal bubble of Tel Aviv; there weren't many openly gay people around Beersheba in 1991. Having a gay son wasn't something they'd planned. But when he was 15, Mr. Ohana told his parents the truth. "That was me and there was nothing I could do about it," he told me recently. "I couldn't change and I didn't want to." They took it, he remembered, "very badly."</w:t>
+        <w:t>The tribal trend is graphically evident among those Jews who are religious enough to wear a yarmulke (kippah in Hebrew) at all times. For these men, the size and color of the kippah can be an indicator of their religious and political bent. A black velvet kippah is typical of the followers of the ultra-Orthodox Sephardic party Shas. A knitted kippa often means the wearer is a religious nationalist, perhaps a Jewish settler. And the larger the kippah, the more religious or nationalist the wearer is likely to be.</w:t>
         <w:br/>
-        <w:t>When Mr. Ohana was 18 he joined the army, serving as an officer in the military police. He was discharged in 2000, as peace negotiations collapsed and the Second Intifada began. He then joined a Shin Bet intelligence outfit tasked with stopping the Palestinian suicide bombings and other attacks wreaking havoc on Israeli streets. Polls show that Israelis of Mr. Ohana's generation and younger are drawn increasingly to the right. (He says he was always there.) He spent six years in the security service, studying law at night.</w:t>
+        <w:t>Ethnic, religious and political differences increasingly overlap, reinforcing the divisions.</w:t>
         <w:br/>
-        <w:t>At a Tel Aviv bar called Evita he met a man named Alon, a stockbroker. They've been together for 14 years — without getting married, because the state doesn't recognize gay marriages performed in Israel, and there's no civil marriage at all. They have two children, David and Elah, born in 2015 to a surrogate mother in Klamath Falls, Ore., because surrogacy is not legal for gay men here.</w:t>
+        <w:t>Most religious Israelis, especially the ultra-Orthodox, have aligned themselves firmly with the political right in recent years, putting them at odds with liberal, secular Israelis not only over questions of religion and state but also over ceding land for peace with the Arabs.</w:t>
         <w:br/>
-        <w:t>In the fall of 2011, Mr. Ohana convened 20 friends in his living room. He'd met some of them on Facebook — that was the year that social media helped drive Arab revolutions, social-justice protests in Israel and Occupy Wall Street in the United States. The mood was one of empowerment. (The same wave in Israel would propel two young leaders from the leftist protests into the Labor benches, where they now serve as Mr. Ohana's opponents.)</w:t>
+        <w:t>For decades, one of the most prominent social and political splits in Israel has been between Ashkenazic Jews -- those whose origins are in Central and Eastern Europe -- and Sephardic Jews, who are of Middle Eastern and North African origin. Now ethnic and religious tension appears to be building between the new Russian immigrants and the Sephardim.</w:t>
         <w:br/>
-        <w:t>All those present at the meeting were openly gay and right-wing. Until then, L.G.B.T. issues had been a sole concern of the left, and Mr. Ohana and his comrades, later known as the Likud Pride group, saw no reason for this to continue. The Israeli right isn't the American right; here right-wing mainly means a tough stance on the conflict with the Arab world, and the rest is flexible. Or, as Mr. Ohana has said before entering the Knesset in 2015, "Being attracted to men doesn't mean you have to believe in creating a Palestinian state."</w:t>
+        <w:t>Culturally apart, the two groups are also divided along religious lines, with the Russians avowedly secular and the Sephardim more traditionally observant.</w:t>
         <w:br/>
-        <w:t>The Likud-led coalition included ultra-Orthodox lawmakers who oppose L.G.B.T. rights, and they absented themselves when their new colleague took the podium. Mr. Ohana introduced himself as the son of "Esther and Meir who came from Morocco to build a state," and the "other half" of Alon, who was in the audience with their two infants. "I'm Jewish, Israeli, Mizrahi, gay, a Likudnik, a security hawk, a liberal and a believer in the free market," Mr. Ohana told parliament. ("Mizrahi," or "eastern," refers to Israelis with roots in the Islamic world, about half of the Jewish population.)</w:t>
+        <w:t>The fissure has opened wide in the current campaign. Yisrael B'Aliyah, a party of Russian immigrants headed by Natan Sharansky, is publicly wrangling with Shas over control of the powerful Interior Ministry, which has long been a preserve of Shas. The ministry registers immigrants as Jews and grants them Israeli citizenship, and it has questioned the Jewish credentials of many arrivals from the former Soviet Union, blocking their marriage or burial as Jews, and even deporting some.</w:t>
         <w:br/>
-        <w:t>Mr. Ohana quickly positioned himself on the Likud's right flank, an opponent of compromise on all issues of national security and identity.  Success as a newcomer depends on Mr. Netanyahu's grace, and Mr. Ohana has appeared frequently on TV to defend the prime minister from corruption charges with the cool skill of a criminal lawyer. Like Mr. Netanyahu, he's willing to see the justice system — for which he just became responsible — not as a moral force but as a competing interest group. He recently criticized its "Sicilian mafia tactics."</w:t>
+        <w:t>With the May 17 elections rapidly approaching, the splintering of Israeli society has produced a cacophony of campaign messages by 32 different parties competing for seats in the parliament. A multiplicity of voices is sometimes a sign of a healthy democracy, but that is not the way the babble is being interpreted here. Rather, commentators and analysts are struck by the tensions that they hear expressed.</w:t>
         <w:br/>
-        <w:t>Mr. Netanyahu appointed him to head the committee in charge of passing the controversial nation-state law, which led to one of the biggest political fights in recent years. The law, passed in 2018, enshrined Israel's Jewish character in law for the first time. The center-left opposition denounced it for undermining the status of minorities, downgrading the status of Arabic and displaying dangerous signs of ethnic chauvinism. Whatever the law's effects on our society, as politics it was effective, rallying patriotic sentiment around the right while making the left seem naïve or treacherous — the classic Netanyahu maneuver.</w:t>
+        <w:t>"Not only are there many groups, but there are fewer points of connection between them and there is less of a chance for dialogue," said Dr. Asher Cohen of Bar-Ilan University. "In past decades there were areas of agreement that moderated the debate. Now the divisions overlap.""</w:t>
         <w:br/>
-        <w:t>When I asked Mr. Ohana how, as a member of a persecuted minority himself, he could back this law, he replied that it merely states what most Israelis believe: Israel is the nation-state of the Jewish people. Others are free to live here with full civil rights, but not the right to alter the state's character as a refuge and home for Jews. "Whoever opposes the law simply isn't a Zionist," he said.</w:t>
+        <w:t>Hannah Kim, a columnist for the newspaper Haaretz, said recently: "In recent years we have been straddling the seam between multi-cultural pluralism and factionalism. Pluralism is enlightened, positive, democratic. Factionalism means the absence of a common bond uniting the whole society."</w:t>
         <w:br/>
-        <w:t>"I grew up in a culture with great respect for the East — the tunes, the tastes, the culture — and it taught me to respect Arabs and not patronize them," Mr. Ohana said, reminding me that both of his parents grew up speaking Arabic. He believes that respecting the Palestinians includes dropping the pretense that their national movement will ever accept Israel's existence. He believes the Islamic world, which housed and endangered his family for many centuries, poses a threat to Jews and L.G.B.T. people, and that Israel must protect both. The West Bank is both the biblical heartland and a vital security buffer against a return to the years of suicide bombings that shaped him and his generation of Israelis in the early years of the century. Israeli control over the Palestinians there will continue permanently as the "lesser evil."</w:t>
+        <w:t>ISRAEL'S founders envisioned a state that would unify immigrants from far-flung Jewish communities in a liberal Western-style democracy. Instead, the proliferation of entrenched ideological, ethnic and religious factions seems to be closing many Israelis to the kind of open discourse in which their groups could integrate, and this reinforces their sense of isolation.</w:t>
         <w:br/>
-        <w:t>But how can a state that defines itself as democratic control a large population of people who aren't its citizens?</w:t>
+        <w:t>A stark example is the cocoonlike environment created by Shas, which is a broad social movement as well as a party, and whose followers include many traditional working-class Sephardic Jews who are not Orthodox. Guided by an ideology that scorns Western culture, the movement has its own newspaper and television broadcasts, and runs schools and youth programs that teach only religious subjects.</w:t>
         <w:br/>
-        <w:t>In Mr. Ohana's thinking, democracy is one of several competing values to be weighed against one another. "Why did our parents come here from Morocco, from Poland, Russia, Iraq and Yemen? Did they come to establish a democracy? I don't think so — there were many democracies in the world. They came to create a state for the Jewish people because there wasn't one, and without one it was a terrible world for us."</w:t>
+        <w:t>"Shas is against broad education and sees it as an enemy, so it is entrenching the poor in their poverty, not advancing them," said Ms. Kim.</w:t>
         <w:br/>
-        <w:t>On the left, some see Mr. Ohana as a useful mask for the right. "Ohana speaks in the name of liberal values but he actually promotes the politics of the most extreme religious right — annexing settlements, the nation-state law, breaking the power of the Supreme Court, aligning with open racists," said Rami Hod, director of the Berl Katznelson Educational Center, a venerable left-wing think tank affiliated with the Labor movement. "Not only is Ohana not liberal, he represents the death of the liberal Israeli right and shows how the entire right now conforms to the line set by extremists."</w:t>
+        <w:t>Although it seeks to promote the ethnic pride of Jews from the Middle East and North Africa and has become a powerful political force, Shas has done little to break barriers to social mobility that have left many Sephardic Jews living in economically depressed communities with poor schools. And while Sephardic Israelis have reached the highest levels of government and the army, they are still under-represented in universities and the halls of economic power.</w:t>
         <w:br/>
-        <w:t>However he's defined, the new minister's proximity to power makes him the most influential force for gay rights in parliament, even if what he can actually achieve remains to be seen.</w:t>
+        <w:t>Their resentment, along with the restiveness of the Russian immigrants, are persistent themes of the Israeli election campaign, which has at times descended to name-calling and ethnic slurs. When the dust settles after May 17, Israelis will have to confront the scars left by the campaign and it will be a challenge to show that they can still talk to each other.</w:t>
         <w:br/>
-        <w:t>His first bill after entering politics, an attempt to extend hate-crime legislation to transgender people, was blocked by ultra-Orthodox lawmakers. The same pressure led the government to exclude gay men like him from new surrogacy legislation. Mr. Ohana voted with the opposition after delivering an impassioned plea in a Knesset committee, describing his own experience of being forced to travel to Oregon to become a father. He also joined the opposition in trying, and failing, to extend existing anti-discrimination laws to sexual and gender orientation.</w:t>
         <w:br/>
-        <w:t>While religious conservatives haven't changed the way they vote as a result of Mr. Ohana, some do seem to have changed the way they speak. Lawmakers from the Shas party, for example, which is ultra-Orthodox and Mizrahi, have said in the past that gays should be treated like the avian flu and that they were            responsible for natural disasters like earthquakes. That rhetoric has become rarer, part of what Mr. Ohana sees as "an evolution, not a revolution," and for which some L.G.B.T. activists give him partial credit. It's harder to speak that way about a political ally.</w:t>
+        <w:t>http://www.nytimes.com</w:t>
         <w:br/>
-        <w:t>Israeli society is changing for the better, Mr. Ohana said, and so is the Israeli right. A Shas lawmaker, Rabbi Yigal Guetta, came under fire in 2017 for attending his nephew's gay wedding and was ultimately forced to resign — but he went unapologetically to the wedding, a move impossible not long ago. I was with Mr. Ohana in a Knesset corridor when he was greeted by a Shas official with a long beard and a skullcap who congratulated him warmly on his political success.</w:t>
         <w:br/>
-        <w:t xml:space="preserve">"To the left's credit, it must be said that for years they were the only ones speaking about L.G.B.T. issues," Mr. Ohana said, "but it's an L.G.B.T. interest for these issues not to be left in the hands of a small opposition party." Given the outcome of the recent election, and whatever the results of the next one, there's little doubt he's right. </w:t>
+        <w:t>Graphic</w:t>
         <w:br/>
-        <w:t>Matti Friedman (@MattiFriedman), a contributing opinion writer, is the author, most recently, of "Spies of No Country: Secret Lives at the Birth of Israel."</w:t>
         <w:br/>
-        <w:t>The Times is committed to publishing a diversity of letters to the editor. We'd like to hear what you think about this or any of our articles. Here are some            tips. And here's our email:            letters@nytimes.com.</w:t>
+        <w:t xml:space="preserve"> </w:t>
         <w:br/>
-        <w:t>Follow The New York Times Opinion section on Facebook,            Twitter (@NYTopinion) and            Instagram.</w:t>
-        <w:br/>
-        <w:t>PHOTO: Amir Ohana at the Champions of Jewish Values International Awards Gala in 2016. (PHOTOGRAPH BY Desiree Navarro/WireImage, via Getty Images FOR THE NEW YORK TIMES)</w:t>
+        <w:t>Photos: Sometimes, headgear is a giveaway. A knitted yarmulke crowns a fan's demonstration of support for a football club. A skullcap identified with followers of Rabbi Nahman of Braslav, who believe in a greater Israel. A version popular with religious moderates. Traditional head cover worn by national religious party women. Camouflage caps are widely popular. Another knitted version. A velvet hat worn by Orthodox Jews.</w:t>
       </w:r>
     </w:p>
     <w:sectPr>
